--- a/Notebook_3_Train_LR_XGBoost.docx
+++ b/Notebook_3_Train_LR_XGBoost.docx
@@ -1277,208 +1277,6 @@
         <w:t xml:space="preserve">Training complete!</w:t>
       </w:r>
     </w:p>
-    <w:p>
-      <w:pPr>
-        <w:pStyle w:val="SourceCode"/>
-      </w:pPr>
-      <w:r>
-        <w:rPr>
-          <w:rStyle w:val="CommentTok"/>
-        </w:rPr>
-        <w:t xml:space="preserve"># Logistic Regression Predictions &amp; Evaluation</w:t>
-      </w:r>
-      <w:r>
-        <w:br/>
-      </w:r>
-      <w:r>
-        <w:rPr>
-          <w:rStyle w:val="NormalTok"/>
-        </w:rPr>
-        <w:t xml:space="preserve">y_val_prob_lr </w:t>
-      </w:r>
-      <w:r>
-        <w:rPr>
-          <w:rStyle w:val="OperatorTok"/>
-        </w:rPr>
-        <w:t xml:space="preserve">=</w:t>
-      </w:r>
-      <w:r>
-        <w:rPr>
-          <w:rStyle w:val="NormalTok"/>
-        </w:rPr>
-        <w:t xml:space="preserve"> lr_model.predict_proba(X_val_flat)[:, </w:t>
-      </w:r>
-      <w:r>
-        <w:rPr>
-          <w:rStyle w:val="DecValTok"/>
-        </w:rPr>
-        <w:t xml:space="preserve">1</w:t>
-      </w:r>
-      <w:r>
-        <w:rPr>
-          <w:rStyle w:val="NormalTok"/>
-        </w:rPr>
-        <w:t xml:space="preserve">]</w:t>
-      </w:r>
-      <w:r>
-        <w:br/>
-      </w:r>
-      <w:r>
-        <w:rPr>
-          <w:rStyle w:val="BuiltInTok"/>
-        </w:rPr>
-        <w:t xml:space="preserve">print</w:t>
-      </w:r>
-      <w:r>
-        <w:rPr>
-          <w:rStyle w:val="NormalTok"/>
-        </w:rPr>
-        <w:t xml:space="preserve">(</w:t>
-      </w:r>
-      <w:r>
-        <w:rPr>
-          <w:rStyle w:val="StringTok"/>
-        </w:rPr>
-        <w:t xml:space="preserve">'--- Logistic Regression Validation Performance ---'</w:t>
-      </w:r>
-      <w:r>
-        <w:rPr>
-          <w:rStyle w:val="NormalTok"/>
-        </w:rPr>
-        <w:t xml:space="preserve">)</w:t>
-      </w:r>
-      <w:r>
-        <w:br/>
-      </w:r>
-      <w:r>
-        <w:rPr>
-          <w:rStyle w:val="BuiltInTok"/>
-        </w:rPr>
-        <w:t xml:space="preserve">print</w:t>
-      </w:r>
-      <w:r>
-        <w:rPr>
-          <w:rStyle w:val="NormalTok"/>
-        </w:rPr>
-        <w:t xml:space="preserve">(</w:t>
-      </w:r>
-      <w:r>
-        <w:rPr>
-          <w:rStyle w:val="SpecialStringTok"/>
-        </w:rPr>
-        <w:t xml:space="preserve">f'ROC-AUC Score: </w:t>
-      </w:r>
-      <w:r>
-        <w:rPr>
-          <w:rStyle w:val="SpecialCharTok"/>
-        </w:rPr>
-        <w:t xml:space="preserve">{</w:t>
-      </w:r>
-      <w:r>
-        <w:rPr>
-          <w:rStyle w:val="NormalTok"/>
-        </w:rPr>
-        <w:t xml:space="preserve">roc_auc_score(y_val, y_val_prob_lr)</w:t>
-      </w:r>
-      <w:r>
-        <w:rPr>
-          <w:rStyle w:val="SpecialCharTok"/>
-        </w:rPr>
-        <w:t xml:space="preserve">:.4f}</w:t>
-      </w:r>
-      <w:r>
-        <w:rPr>
-          <w:rStyle w:val="SpecialStringTok"/>
-        </w:rPr>
-        <w:t xml:space="preserve">'</w:t>
-      </w:r>
-      <w:r>
-        <w:rPr>
-          <w:rStyle w:val="NormalTok"/>
-        </w:rPr>
-        <w:t xml:space="preserve">)</w:t>
-      </w:r>
-      <w:r>
-        <w:br/>
-      </w:r>
-      <w:r>
-        <w:rPr>
-          <w:rStyle w:val="BuiltInTok"/>
-        </w:rPr>
-        <w:t xml:space="preserve">print</w:t>
-      </w:r>
-      <w:r>
-        <w:rPr>
-          <w:rStyle w:val="NormalTok"/>
-        </w:rPr>
-        <w:t xml:space="preserve">(</w:t>
-      </w:r>
-      <w:r>
-        <w:rPr>
-          <w:rStyle w:val="SpecialStringTok"/>
-        </w:rPr>
-        <w:t xml:space="preserve">f'PR-AUC (Average Precision) Score: </w:t>
-      </w:r>
-      <w:r>
-        <w:rPr>
-          <w:rStyle w:val="SpecialCharTok"/>
-        </w:rPr>
-        <w:t xml:space="preserve">{</w:t>
-      </w:r>
-      <w:r>
-        <w:rPr>
-          <w:rStyle w:val="NormalTok"/>
-        </w:rPr>
-        <w:t xml:space="preserve">average_precision_score(y_val, y_val_prob_lr)</w:t>
-      </w:r>
-      <w:r>
-        <w:rPr>
-          <w:rStyle w:val="SpecialCharTok"/>
-        </w:rPr>
-        <w:t xml:space="preserve">:.4f}</w:t>
-      </w:r>
-      <w:r>
-        <w:rPr>
-          <w:rStyle w:val="SpecialStringTok"/>
-        </w:rPr>
-        <w:t xml:space="preserve">'</w:t>
-      </w:r>
-      <w:r>
-        <w:rPr>
-          <w:rStyle w:val="NormalTok"/>
-        </w:rPr>
-        <w:t xml:space="preserve">)</w:t>
-      </w:r>
-    </w:p>
-    <w:p>
-      <w:pPr>
-        <w:pStyle w:val="SourceCode"/>
-      </w:pPr>
-      <w:r>
-        <w:rPr>
-          <w:rStyle w:val="VerbatimChar"/>
-        </w:rPr>
-        <w:t xml:space="preserve">--- Logistic Regression Validation Performance ---</w:t>
-      </w:r>
-      <w:r>
-        <w:br/>
-      </w:r>
-      <w:r>
-        <w:rPr>
-          <w:rStyle w:val="VerbatimChar"/>
-        </w:rPr>
-        <w:t xml:space="preserve">ROC-AUC Score: 0.6346</w:t>
-      </w:r>
-      <w:r>
-        <w:br/>
-      </w:r>
-      <w:r>
-        <w:rPr>
-          <w:rStyle w:val="VerbatimChar"/>
-        </w:rPr>
-        <w:t xml:space="preserve">PR-AUC (Average Precision) Score: 0.0718</w:t>
-      </w:r>
-    </w:p>
     <w:bookmarkEnd w:id="10"/>
     <w:bookmarkStart w:id="11" w:name="train-xgboost"/>
     <w:p>
@@ -1959,208 +1757,6 @@
           <w:rStyle w:val="VerbatimChar"/>
         </w:rPr>
         <w:t xml:space="preserve">Training complete!</w:t>
-      </w:r>
-    </w:p>
-    <w:p>
-      <w:pPr>
-        <w:pStyle w:val="SourceCode"/>
-      </w:pPr>
-      <w:r>
-        <w:rPr>
-          <w:rStyle w:val="CommentTok"/>
-        </w:rPr>
-        <w:t xml:space="preserve"># XGBoost Predictions &amp; Evaluation</w:t>
-      </w:r>
-      <w:r>
-        <w:br/>
-      </w:r>
-      <w:r>
-        <w:rPr>
-          <w:rStyle w:val="NormalTok"/>
-        </w:rPr>
-        <w:t xml:space="preserve">y_val_prob_xgb </w:t>
-      </w:r>
-      <w:r>
-        <w:rPr>
-          <w:rStyle w:val="OperatorTok"/>
-        </w:rPr>
-        <w:t xml:space="preserve">=</w:t>
-      </w:r>
-      <w:r>
-        <w:rPr>
-          <w:rStyle w:val="NormalTok"/>
-        </w:rPr>
-        <w:t xml:space="preserve"> xgb_model.predict_proba(X_val_flat)[:, </w:t>
-      </w:r>
-      <w:r>
-        <w:rPr>
-          <w:rStyle w:val="DecValTok"/>
-        </w:rPr>
-        <w:t xml:space="preserve">1</w:t>
-      </w:r>
-      <w:r>
-        <w:rPr>
-          <w:rStyle w:val="NormalTok"/>
-        </w:rPr>
-        <w:t xml:space="preserve">]</w:t>
-      </w:r>
-      <w:r>
-        <w:br/>
-      </w:r>
-      <w:r>
-        <w:rPr>
-          <w:rStyle w:val="BuiltInTok"/>
-        </w:rPr>
-        <w:t xml:space="preserve">print</w:t>
-      </w:r>
-      <w:r>
-        <w:rPr>
-          <w:rStyle w:val="NormalTok"/>
-        </w:rPr>
-        <w:t xml:space="preserve">(</w:t>
-      </w:r>
-      <w:r>
-        <w:rPr>
-          <w:rStyle w:val="StringTok"/>
-        </w:rPr>
-        <w:t xml:space="preserve">'--- XGBoost Validation Performance ---'</w:t>
-      </w:r>
-      <w:r>
-        <w:rPr>
-          <w:rStyle w:val="NormalTok"/>
-        </w:rPr>
-        <w:t xml:space="preserve">)</w:t>
-      </w:r>
-      <w:r>
-        <w:br/>
-      </w:r>
-      <w:r>
-        <w:rPr>
-          <w:rStyle w:val="BuiltInTok"/>
-        </w:rPr>
-        <w:t xml:space="preserve">print</w:t>
-      </w:r>
-      <w:r>
-        <w:rPr>
-          <w:rStyle w:val="NormalTok"/>
-        </w:rPr>
-        <w:t xml:space="preserve">(</w:t>
-      </w:r>
-      <w:r>
-        <w:rPr>
-          <w:rStyle w:val="SpecialStringTok"/>
-        </w:rPr>
-        <w:t xml:space="preserve">f'ROC-AUC Score: </w:t>
-      </w:r>
-      <w:r>
-        <w:rPr>
-          <w:rStyle w:val="SpecialCharTok"/>
-        </w:rPr>
-        <w:t xml:space="preserve">{</w:t>
-      </w:r>
-      <w:r>
-        <w:rPr>
-          <w:rStyle w:val="NormalTok"/>
-        </w:rPr>
-        <w:t xml:space="preserve">roc_auc_score(y_val, y_val_prob_xgb)</w:t>
-      </w:r>
-      <w:r>
-        <w:rPr>
-          <w:rStyle w:val="SpecialCharTok"/>
-        </w:rPr>
-        <w:t xml:space="preserve">:.4f}</w:t>
-      </w:r>
-      <w:r>
-        <w:rPr>
-          <w:rStyle w:val="SpecialStringTok"/>
-        </w:rPr>
-        <w:t xml:space="preserve">'</w:t>
-      </w:r>
-      <w:r>
-        <w:rPr>
-          <w:rStyle w:val="NormalTok"/>
-        </w:rPr>
-        <w:t xml:space="preserve">)</w:t>
-      </w:r>
-      <w:r>
-        <w:br/>
-      </w:r>
-      <w:r>
-        <w:rPr>
-          <w:rStyle w:val="BuiltInTok"/>
-        </w:rPr>
-        <w:t xml:space="preserve">print</w:t>
-      </w:r>
-      <w:r>
-        <w:rPr>
-          <w:rStyle w:val="NormalTok"/>
-        </w:rPr>
-        <w:t xml:space="preserve">(</w:t>
-      </w:r>
-      <w:r>
-        <w:rPr>
-          <w:rStyle w:val="SpecialStringTok"/>
-        </w:rPr>
-        <w:t xml:space="preserve">f'PR-AUC (Average Precision) Score: </w:t>
-      </w:r>
-      <w:r>
-        <w:rPr>
-          <w:rStyle w:val="SpecialCharTok"/>
-        </w:rPr>
-        <w:t xml:space="preserve">{</w:t>
-      </w:r>
-      <w:r>
-        <w:rPr>
-          <w:rStyle w:val="NormalTok"/>
-        </w:rPr>
-        <w:t xml:space="preserve">average_precision_score(y_val, y_val_prob_xgb)</w:t>
-      </w:r>
-      <w:r>
-        <w:rPr>
-          <w:rStyle w:val="SpecialCharTok"/>
-        </w:rPr>
-        <w:t xml:space="preserve">:.4f}</w:t>
-      </w:r>
-      <w:r>
-        <w:rPr>
-          <w:rStyle w:val="SpecialStringTok"/>
-        </w:rPr>
-        <w:t xml:space="preserve">'</w:t>
-      </w:r>
-      <w:r>
-        <w:rPr>
-          <w:rStyle w:val="NormalTok"/>
-        </w:rPr>
-        <w:t xml:space="preserve">)</w:t>
-      </w:r>
-    </w:p>
-    <w:p>
-      <w:pPr>
-        <w:pStyle w:val="SourceCode"/>
-      </w:pPr>
-      <w:r>
-        <w:rPr>
-          <w:rStyle w:val="VerbatimChar"/>
-        </w:rPr>
-        <w:t xml:space="preserve">--- XGBoost Validation Performance ---</w:t>
-      </w:r>
-      <w:r>
-        <w:br/>
-      </w:r>
-      <w:r>
-        <w:rPr>
-          <w:rStyle w:val="VerbatimChar"/>
-        </w:rPr>
-        <w:t xml:space="preserve">ROC-AUC Score: 0.6234</w:t>
-      </w:r>
-      <w:r>
-        <w:br/>
-      </w:r>
-      <w:r>
-        <w:rPr>
-          <w:rStyle w:val="VerbatimChar"/>
-        </w:rPr>
-        <w:t xml:space="preserve">PR-AUC (Average Precision) Score: 0.0788</w:t>
       </w:r>
     </w:p>
     <w:bookmarkEnd w:id="11"/>
